--- a/downloads/documents/04 Units/Unit 03 - Human Development and Relationships - Growing Up, Getting Along/Lesson 03.18 - Project Babysitters Activity Kit.docx
+++ b/downloads/documents/04 Units/Unit 03 - Human Development and Relationships - Growing Up, Getting Along/Lesson 03.18 - Project Babysitters Activity Kit.docx
@@ -365,7 +365,7 @@
         <w:t xml:space="preserve">Vocabulary 03.md</w:t>
       </w:r>
       <w:r>
-        <w:t xml:space="preserve">) for Turkish, Portuguese, and Spanish.</w:t>
+        <w:t xml:space="preserve">) for Spanish.</w:t>
       </w:r>
     </w:p>
     <w:p>
@@ -1919,7 +1919,7 @@
         <w:pStyle w:val="Compact"/>
       </w:pPr>
       <w:r>
-        <w:t xml:space="preserve">ELL: the kit menu has a picture for each type; the ages-and-stages chart uses short lines with an icon per area; the parent card has a picture-card option (draw the three steps, label each with one word) and sentence starters in Turkish, Portuguese, and Spanish on the project sheet (to be verified by a native speaker); the demo may be given in a home language with the card in English, or the card may be in two languages, which a real parent might want.</w:t>
+        <w:t xml:space="preserve">ELL: the kit menu has a picture for each type; the ages-and-stages chart uses short lines with an icon per area; the parent card has a picture-card option (draw the three steps, label each with one word) and sentence starters in Spanish on the project sheet (to be verified by a native speaker); the demo may be given in a home language with the card in English, or the card may be in two languages, which a real parent might want.</w:t>
       </w:r>
     </w:p>
     <w:p>

--- a/downloads/documents/04 Units/Unit 03 - Human Development and Relationships - Growing Up, Getting Along/Lesson 03.18 - Project Babysitters Activity Kit.docx
+++ b/downloads/documents/04 Units/Unit 03 - Human Development and Relationships - Growing Up, Getting Along/Lesson 03.18 - Project Babysitters Activity Kit.docx
@@ -236,7 +236,19 @@
         <w:pStyle w:val="FirstParagraph"/>
       </w:pPr>
       <w:r>
-        <w:t xml:space="preserve">Content standard 4.3 (Demonstrate integration of curriculum and instruction to meet developmental needs and interests of children, youth and adults, considering gender, ethnicity, geographical, cultural, and global influences) fits this project, but Area 4 competencies were not extracted in the web research file, so 4.3 is named here as a content standard only.</w:t>
+        <w:t xml:space="preserve">Content standard 4.3 (Demonstrate integration of curriculum and instruction to meet developmental needs and interests of children, youth and adults, considering gender, ethnicity, geographical, cultural, and global influences) fits this project, but the Area 4 competencies are not in</w:t>
+      </w:r>
+      <w:r>
+        <w:t xml:space="preserve"> </w:t>
+      </w:r>
+      <w:r>
+        <w:rPr>
+          <w:rStyle w:val="VerbatimChar"/>
+        </w:rPr>
+        <w:t xml:space="preserve">02 Standards/STANDARDS SOURCES - web research.md</w:t>
+      </w:r>
+      <w:r>
+        <w:t xml:space="preserve">, so 4.3 is named here as a content standard only.</w:t>
       </w:r>
     </w:p>
     <w:p>
